--- a/downloads/teacher/05 Materials/Unit 02/Slides/Slides 02.01 - Values and What Matters to Me.docx
+++ b/downloads/teacher/05 Materials/Unit 02/Slides/Slides 02.01 - Values and What Matters to Me.docx
@@ -215,22 +215,7 @@
         <w:t xml:space="preserve"> </w:t>
       </w:r>
       <w:r>
-        <w:t xml:space="preserve">Notes: Give two of your own values, one sentence each.</w:t>
-      </w:r>
-      <w:r>
-        <w:t xml:space="preserve"> </w:t>
-      </w:r>
-      <w:r>
-        <w:rPr>
-          <w:rStyle w:val="TeacherNote"/>
-        </w:rPr>
-        <w:t xml:space="preserve">[Sal: your two.]</w:t>
-      </w:r>
-      <w:r>
-        <w:t xml:space="preserve"> </w:t>
-      </w:r>
-      <w:r>
-        <w:t xml:space="preserve">Students copy the definition and the test into Part 1 of the sort sheet.</w:t>
+        <w:t xml:space="preserve">Notes: Give two of your own values, one sentence each. Students copy the definition and the test into Part 1 of the sort sheet.</w:t>
       </w:r>
     </w:p>
     <w:p>
